--- a/작업일지/19주차.docx
+++ b/작업일지/19주차.docx
@@ -332,7 +332,6 @@
             <w:pPr>
               <w:jc w:val="left"/>
               <w:rPr>
-                <w:rFonts w:hint="eastAsia"/>
                 <w:b/>
                 <w:bCs/>
               </w:rPr>
@@ -369,6 +368,14 @@
                 <w:bCs/>
               </w:rPr>
               <w:t xml:space="preserve">김도엽: </w:t>
+            </w:r>
+            <w:r>
+              <w:rPr>
+                <w:rFonts w:hint="eastAsia"/>
+                <w:b/>
+                <w:bCs/>
+              </w:rPr>
+              <w:t>NPR 쉐이더 적용</w:t>
             </w:r>
           </w:p>
           <w:p>
@@ -409,7 +416,7 @@
     </w:p>
     <w:p>
       <w:pPr>
-        <w:pStyle w:val="a3"/>
+        <w:pStyle w:val="ListParagraph"/>
         <w:numPr>
           <w:ilvl w:val="0"/>
           <w:numId w:val="1"/>
@@ -472,44 +479,12 @@
           <w:b/>
           <w:sz w:val="22"/>
         </w:rPr>
-        <w:t xml:space="preserve"> 이용해 몬스터와 유저들을 분산시켜 부하를 </w:t>
-      </w:r>
-      <w:proofErr w:type="gramStart"/>
-      <w:r>
-        <w:rPr>
-          <w:b/>
-          <w:sz w:val="22"/>
-        </w:rPr>
-        <w:t>줄임,  A</w:t>
-      </w:r>
-      <w:proofErr w:type="gramEnd"/>
-      <w:r>
-        <w:rPr>
-          <w:b/>
-          <w:sz w:val="22"/>
-        </w:rPr>
-        <w:t xml:space="preserve">*로 찾아보았던 네비셀 인덱스는 </w:t>
-      </w:r>
-      <w:proofErr w:type="gramStart"/>
-      <w:r>
-        <w:rPr>
-          <w:b/>
-          <w:sz w:val="22"/>
-        </w:rPr>
-        <w:t>버리지않고</w:t>
-      </w:r>
-      <w:proofErr w:type="gramEnd"/>
-      <w:r>
-        <w:rPr>
-          <w:b/>
-          <w:sz w:val="22"/>
-        </w:rPr>
-        <w:t xml:space="preserve"> 시작점과 도착점 네비셀인덱스를 각각 32비트씩 총 8바이트 정수키값으로 사용하여 길찾기전에 찾아두었던 경로가있나 먼저 쿼리함</w:t>
+        <w:t xml:space="preserve"> 이용해 몬스터와 유저들을 분산시켜 부하를 줄임,  A*로 찾아보았던 네비셀 인덱스는 버리지않고 시작점과 도착점 네비셀인덱스를 각각 32비트씩 총 8바이트 정수키값으로 사용하여 길찾기전에 찾아두었던 경로가있나 먼저 쿼리함</w:t>
       </w:r>
     </w:p>
     <w:p>
       <w:pPr>
-        <w:pStyle w:val="a3"/>
+        <w:pStyle w:val="ListParagraph"/>
         <w:numPr>
           <w:ilvl w:val="0"/>
           <w:numId w:val="1"/>
@@ -531,15 +506,297 @@
     </w:p>
     <w:p>
       <w:pPr>
-        <w:rPr>
-          <w:bCs/>
-          <w:sz w:val="22"/>
-        </w:rPr>
-      </w:pPr>
+        <w:pStyle w:val="ListParagraph"/>
+        <w:numPr>
+          <w:ilvl w:val="1"/>
+          <w:numId w:val="1"/>
+        </w:numPr>
+        <w:ind w:leftChars="0"/>
+        <w:rPr>
+          <w:bCs/>
+          <w:sz w:val="22"/>
+        </w:rPr>
+      </w:pPr>
+      <w:r>
+        <w:rPr>
+          <w:bCs/>
+          <w:noProof/>
+          <w:sz w:val="22"/>
+        </w:rPr>
+        <w:drawing>
+          <wp:inline distT="0" distB="0" distL="0" distR="0" wp14:anchorId="394BDEFB" wp14:editId="7965F102">
+            <wp:extent cx="3278659" cy="2526436"/>
+            <wp:effectExtent l="0" t="0" r="0" b="7620"/>
+            <wp:docPr id="1504567666" name="Picture 1"/>
+            <wp:cNvGraphicFramePr>
+              <a:graphicFrameLocks xmlns:a="http://schemas.openxmlformats.org/drawingml/2006/main" noChangeAspect="1"/>
+            </wp:cNvGraphicFramePr>
+            <a:graphic xmlns:a="http://schemas.openxmlformats.org/drawingml/2006/main">
+              <a:graphicData uri="http://schemas.openxmlformats.org/drawingml/2006/picture">
+                <pic:pic xmlns:pic="http://schemas.openxmlformats.org/drawingml/2006/picture">
+                  <pic:nvPicPr>
+                    <pic:cNvPr id="0" name="Picture 1"/>
+                    <pic:cNvPicPr>
+                      <a:picLocks noChangeAspect="1" noChangeArrowheads="1"/>
+                    </pic:cNvPicPr>
+                  </pic:nvPicPr>
+                  <pic:blipFill>
+                    <a:blip r:embed="rId5">
+                      <a:extLst>
+                        <a:ext uri="{28A0092B-C50C-407E-A947-70E740481C1C}">
+                          <a14:useLocalDpi xmlns:a14="http://schemas.microsoft.com/office/drawing/2010/main" val="0"/>
+                        </a:ext>
+                      </a:extLst>
+                    </a:blip>
+                    <a:srcRect/>
+                    <a:stretch>
+                      <a:fillRect/>
+                    </a:stretch>
+                  </pic:blipFill>
+                  <pic:spPr bwMode="auto">
+                    <a:xfrm>
+                      <a:off x="0" y="0"/>
+                      <a:ext cx="3292936" cy="2537438"/>
+                    </a:xfrm>
+                    <a:prstGeom prst="rect">
+                      <a:avLst/>
+                    </a:prstGeom>
+                    <a:noFill/>
+                    <a:ln>
+                      <a:noFill/>
+                    </a:ln>
+                  </pic:spPr>
+                </pic:pic>
+              </a:graphicData>
+            </a:graphic>
+          </wp:inline>
+        </w:drawing>
+      </w:r>
     </w:p>
     <w:p>
       <w:pPr>
-        <w:pStyle w:val="a3"/>
+        <w:pStyle w:val="ListParagraph"/>
+        <w:numPr>
+          <w:ilvl w:val="1"/>
+          <w:numId w:val="1"/>
+        </w:numPr>
+        <w:ind w:leftChars="0"/>
+        <w:rPr>
+          <w:bCs/>
+          <w:sz w:val="22"/>
+        </w:rPr>
+      </w:pPr>
+      <w:r>
+        <w:rPr>
+          <w:noProof/>
+        </w:rPr>
+        <w:drawing>
+          <wp:inline distT="0" distB="0" distL="0" distR="0" wp14:anchorId="5D4225FF" wp14:editId="59CD28CB">
+            <wp:extent cx="4553499" cy="2564334"/>
+            <wp:effectExtent l="0" t="0" r="0" b="7620"/>
+            <wp:docPr id="1806710552" name="Picture 1"/>
+            <wp:cNvGraphicFramePr>
+              <a:graphicFrameLocks xmlns:a="http://schemas.openxmlformats.org/drawingml/2006/main" noChangeAspect="1"/>
+            </wp:cNvGraphicFramePr>
+            <a:graphic xmlns:a="http://schemas.openxmlformats.org/drawingml/2006/main">
+              <a:graphicData uri="http://schemas.openxmlformats.org/drawingml/2006/picture">
+                <pic:pic xmlns:pic="http://schemas.openxmlformats.org/drawingml/2006/picture">
+                  <pic:nvPicPr>
+                    <pic:cNvPr id="1806710552" name=""/>
+                    <pic:cNvPicPr/>
+                  </pic:nvPicPr>
+                  <pic:blipFill>
+                    <a:blip r:embed="rId6"/>
+                    <a:stretch>
+                      <a:fillRect/>
+                    </a:stretch>
+                  </pic:blipFill>
+                  <pic:spPr>
+                    <a:xfrm>
+                      <a:off x="0" y="0"/>
+                      <a:ext cx="4557848" cy="2566783"/>
+                    </a:xfrm>
+                    <a:prstGeom prst="rect">
+                      <a:avLst/>
+                    </a:prstGeom>
+                  </pic:spPr>
+                </pic:pic>
+              </a:graphicData>
+            </a:graphic>
+          </wp:inline>
+        </w:drawing>
+      </w:r>
+    </w:p>
+    <w:p>
+      <w:pPr>
+        <w:pStyle w:val="ListParagraph"/>
+        <w:numPr>
+          <w:ilvl w:val="1"/>
+          <w:numId w:val="1"/>
+        </w:numPr>
+        <w:ind w:leftChars="0"/>
+        <w:rPr>
+          <w:bCs/>
+          <w:sz w:val="22"/>
+        </w:rPr>
+      </w:pPr>
+      <w:r>
+        <w:rPr>
+          <w:rFonts w:hint="eastAsia"/>
+          <w:bCs/>
+          <w:sz w:val="22"/>
+        </w:rPr>
+        <w:lastRenderedPageBreak/>
+        <w:t xml:space="preserve">Deferred </w:t>
+      </w:r>
+      <w:r>
+        <w:rPr>
+          <w:rFonts w:hint="eastAsia"/>
+          <w:bCs/>
+          <w:sz w:val="22"/>
+        </w:rPr>
+        <w:t>렌더러 기반으로 NPR 쉐이더 작성</w:t>
+      </w:r>
+      <w:r>
+        <w:rPr>
+          <w:rFonts w:hint="eastAsia"/>
+          <w:bCs/>
+          <w:sz w:val="22"/>
+        </w:rPr>
+        <w:t>.</w:t>
+      </w:r>
+    </w:p>
+    <w:p>
+      <w:pPr>
+        <w:pStyle w:val="ListParagraph"/>
+        <w:numPr>
+          <w:ilvl w:val="2"/>
+          <w:numId w:val="1"/>
+        </w:numPr>
+        <w:ind w:leftChars="0"/>
+        <w:rPr>
+          <w:bCs/>
+          <w:sz w:val="22"/>
+        </w:rPr>
+      </w:pPr>
+      <w:r>
+        <w:rPr>
+          <w:rFonts w:hint="eastAsia"/>
+          <w:bCs/>
+          <w:sz w:val="22"/>
+        </w:rPr>
+        <w:t xml:space="preserve">Unity 3D의 </w:t>
+      </w:r>
+      <w:r>
+        <w:rPr>
+          <w:bCs/>
+          <w:sz w:val="22"/>
+        </w:rPr>
+        <w:t>‘</w:t>
+      </w:r>
+      <w:r>
+        <w:rPr>
+          <w:rFonts w:hint="eastAsia"/>
+          <w:bCs/>
+          <w:sz w:val="22"/>
+        </w:rPr>
+        <w:t>UnityChan</w:t>
+      </w:r>
+      <w:r>
+        <w:rPr>
+          <w:rFonts w:hint="eastAsia"/>
+          <w:bCs/>
+          <w:sz w:val="22"/>
+        </w:rPr>
+        <w:t>!</w:t>
+      </w:r>
+      <w:r>
+        <w:rPr>
+          <w:bCs/>
+          <w:sz w:val="22"/>
+        </w:rPr>
+        <w:t>’</w:t>
+      </w:r>
+      <w:r>
+        <w:rPr>
+          <w:rFonts w:hint="eastAsia"/>
+          <w:bCs/>
+          <w:sz w:val="22"/>
+        </w:rPr>
+        <w:t xml:space="preserve"> 모델의 쉐이더를 참고하여 툰 쉐이딩, 림 라이트 적용</w:t>
+      </w:r>
+      <w:r>
+        <w:rPr>
+          <w:rFonts w:hint="eastAsia"/>
+          <w:bCs/>
+          <w:sz w:val="22"/>
+        </w:rPr>
+        <w:t>.</w:t>
+      </w:r>
+    </w:p>
+    <w:p>
+      <w:pPr>
+        <w:pStyle w:val="ListParagraph"/>
+        <w:numPr>
+          <w:ilvl w:val="2"/>
+          <w:numId w:val="1"/>
+        </w:numPr>
+        <w:ind w:leftChars="0"/>
+        <w:rPr>
+          <w:bCs/>
+          <w:sz w:val="22"/>
+        </w:rPr>
+      </w:pPr>
+      <w:r>
+        <w:rPr>
+          <w:rFonts w:hint="eastAsia"/>
+          <w:bCs/>
+          <w:sz w:val="22"/>
+        </w:rPr>
+        <w:t>쉐도우 매핑을 툰 쉐이딩에 적용할 경우 Shadow Acne 현상이 크게 두드러지는 부작용이 발생하여, 해당 쉐이더에서만 바이어스를 크게 잡아 Shadow Mapping의 그림자가 캐릭터에 드리워지지 않게 함으로써 해결</w:t>
+      </w:r>
+      <w:r>
+        <w:rPr>
+          <w:rFonts w:hint="eastAsia"/>
+          <w:bCs/>
+          <w:sz w:val="22"/>
+        </w:rPr>
+        <w:t>.</w:t>
+      </w:r>
+    </w:p>
+    <w:p>
+      <w:pPr>
+        <w:pStyle w:val="ListParagraph"/>
+        <w:numPr>
+          <w:ilvl w:val="1"/>
+          <w:numId w:val="1"/>
+        </w:numPr>
+        <w:ind w:leftChars="0"/>
+        <w:rPr>
+          <w:bCs/>
+          <w:sz w:val="22"/>
+        </w:rPr>
+      </w:pPr>
+      <w:r>
+        <w:rPr>
+          <w:rFonts w:hint="eastAsia"/>
+          <w:bCs/>
+          <w:sz w:val="22"/>
+        </w:rPr>
+        <w:t>곰 몬스터 추가, 몬스터 렌더러 가상화</w:t>
+      </w:r>
+    </w:p>
+    <w:p>
+      <w:pPr>
+        <w:rPr>
+          <w:bCs/>
+          <w:sz w:val="22"/>
+        </w:rPr>
+      </w:pPr>
+    </w:p>
+    <w:p>
+      <w:pPr>
+        <w:pStyle w:val="ListParagraph"/>
         <w:numPr>
           <w:ilvl w:val="0"/>
           <w:numId w:val="1"/>
@@ -587,7 +844,7 @@
                     <pic:cNvPicPr/>
                   </pic:nvPicPr>
                   <pic:blipFill>
-                    <a:blip r:embed="rId5" cstate="print">
+                    <a:blip r:embed="rId7" cstate="print">
                       <a:extLst>
                         <a:ext uri="{28A0092B-C50C-407E-A947-70E740481C1C}">
                           <a14:useLocalDpi xmlns:a14="http://schemas.microsoft.com/office/drawing/2010/main" val="0"/>
@@ -635,7 +892,7 @@
                     <pic:cNvPicPr/>
                   </pic:nvPicPr>
                   <pic:blipFill>
-                    <a:blip r:embed="rId6" cstate="print">
+                    <a:blip r:embed="rId8" cstate="print">
                       <a:extLst>
                         <a:ext uri="{28A0092B-C50C-407E-A947-70E740481C1C}">
                           <a14:useLocalDpi xmlns:a14="http://schemas.microsoft.com/office/drawing/2010/main" val="0"/>
@@ -683,7 +940,7 @@
                     <pic:cNvPicPr/>
                   </pic:nvPicPr>
                   <pic:blipFill>
-                    <a:blip r:embed="rId7" cstate="print">
+                    <a:blip r:embed="rId9" cstate="print">
                       <a:extLst>
                         <a:ext uri="{28A0092B-C50C-407E-A947-70E740481C1C}">
                           <a14:useLocalDpi xmlns:a14="http://schemas.microsoft.com/office/drawing/2010/main" val="0"/>
@@ -740,7 +997,6 @@
           <w:noProof/>
           <w:sz w:val="22"/>
         </w:rPr>
-        <w:lastRenderedPageBreak/>
         <w:drawing>
           <wp:inline distT="0" distB="0" distL="180" distR="180" wp14:anchorId="73BE87F9" wp14:editId="6F7356C9">
             <wp:extent cx="6645910" cy="2418080"/>
@@ -755,7 +1011,7 @@
                     <pic:cNvPicPr/>
                   </pic:nvPicPr>
                   <pic:blipFill>
-                    <a:blip r:embed="rId8">
+                    <a:blip r:embed="rId10">
                       <a:extLst>
                         <a:ext uri="{28A0092B-C50C-407E-A947-70E740481C1C}">
                           <a14:useLocalDpi xmlns:a14="http://schemas.microsoft.com/office/drawing/2010/main" val="0"/>
@@ -811,6 +1067,7 @@
           <w:noProof/>
           <w:sz w:val="22"/>
         </w:rPr>
+        <w:lastRenderedPageBreak/>
         <w:drawing>
           <wp:inline distT="0" distB="0" distL="180" distR="180" wp14:anchorId="36D55CA0" wp14:editId="30A5FA51">
             <wp:extent cx="6645910" cy="2473325"/>
@@ -825,7 +1082,7 @@
                     <pic:cNvPicPr/>
                   </pic:nvPicPr>
                   <pic:blipFill>
-                    <a:blip r:embed="rId9" cstate="print">
+                    <a:blip r:embed="rId11" cstate="print">
                       <a:extLst>
                         <a:ext uri="{28A0092B-C50C-407E-A947-70E740481C1C}">
                           <a14:useLocalDpi xmlns:a14="http://schemas.microsoft.com/office/drawing/2010/main" val="0"/>
@@ -895,7 +1152,7 @@
                     <pic:cNvPicPr/>
                   </pic:nvPicPr>
                   <pic:blipFill>
-                    <a:blip r:embed="rId10" cstate="print">
+                    <a:blip r:embed="rId12" cstate="print">
                       <a:extLst>
                         <a:ext uri="{28A0092B-C50C-407E-A947-70E740481C1C}">
                           <a14:useLocalDpi xmlns:a14="http://schemas.microsoft.com/office/drawing/2010/main" val="0"/>
@@ -952,7 +1209,6 @@
           <w:noProof/>
           <w:sz w:val="22"/>
         </w:rPr>
-        <w:lastRenderedPageBreak/>
         <w:drawing>
           <wp:inline distT="0" distB="0" distL="180" distR="180" wp14:anchorId="26ECEE7C" wp14:editId="5A4C8E58">
             <wp:extent cx="6645910" cy="2346960"/>
@@ -967,7 +1223,7 @@
                     <pic:cNvPicPr/>
                   </pic:nvPicPr>
                   <pic:blipFill>
-                    <a:blip r:embed="rId11" cstate="print">
+                    <a:blip r:embed="rId13" cstate="print">
                       <a:extLst>
                         <a:ext uri="{28A0092B-C50C-407E-A947-70E740481C1C}">
                           <a14:useLocalDpi xmlns:a14="http://schemas.microsoft.com/office/drawing/2010/main" val="0"/>
@@ -1062,6 +1318,7 @@
                 <w:b/>
                 <w:sz w:val="22"/>
               </w:rPr>
+              <w:lastRenderedPageBreak/>
               <w:t>문제점 정리</w:t>
             </w:r>
           </w:p>
@@ -1372,7 +1629,7 @@
         <w:rFonts w:ascii="Wingdings" w:hAnsi="Wingdings" w:hint="default"/>
       </w:rPr>
     </w:lvl>
-    <w:lvl w:ilvl="3" w:tplc="04090001" w:tentative="1">
+    <w:lvl w:ilvl="3" w:tplc="04090001">
       <w:start w:val="1"/>
       <w:numFmt w:val="bullet"/>
       <w:lvlText w:val=""/>
@@ -1742,7 +1999,7 @@
     <w:lsdException w:name="Unresolved Mention" w:semiHidden="1" w:unhideWhenUsed="1"/>
     <w:lsdException w:name="Smart Link" w:semiHidden="1" w:unhideWhenUsed="1"/>
   </w:latentStyles>
-  <w:style w:type="paragraph" w:default="1" w:styleId="a">
+  <w:style w:type="paragraph" w:default="1" w:styleId="Normal">
     <w:name w:val="Normal"/>
     <w:qFormat/>
     <w:pPr>
@@ -1752,13 +2009,13 @@
       <w:autoSpaceDN w:val="0"/>
     </w:pPr>
   </w:style>
-  <w:style w:type="character" w:default="1" w:styleId="a0">
+  <w:style w:type="character" w:default="1" w:styleId="DefaultParagraphFont">
     <w:name w:val="Default Paragraph Font"/>
     <w:uiPriority w:val="1"/>
     <w:semiHidden/>
     <w:unhideWhenUsed/>
   </w:style>
-  <w:style w:type="table" w:default="1" w:styleId="a1">
+  <w:style w:type="table" w:default="1" w:styleId="TableNormal">
     <w:name w:val="Normal Table"/>
     <w:uiPriority w:val="99"/>
     <w:semiHidden/>
@@ -1773,7 +2030,7 @@
       </w:tblCellMar>
     </w:tblPr>
   </w:style>
-  <w:style w:type="numbering" w:default="1" w:styleId="a2">
+  <w:style w:type="numbering" w:default="1" w:styleId="NoList">
     <w:name w:val="No List"/>
     <w:uiPriority w:val="99"/>
     <w:semiHidden/>
@@ -1781,7 +2038,7 @@
   </w:style>
   <w:style w:type="table" w:customStyle="1" w:styleId="1">
     <w:name w:val="표 구분선1"/>
-    <w:basedOn w:val="a1"/>
+    <w:basedOn w:val="TableNormal"/>
     <w:uiPriority w:val="39"/>
     <w:pPr>
       <w:spacing w:after="0" w:line="240" w:lineRule="auto"/>
@@ -1797,19 +2054,19 @@
       </w:tblBorders>
     </w:tblPr>
   </w:style>
-  <w:style w:type="paragraph" w:styleId="a3">
+  <w:style w:type="paragraph" w:styleId="ListParagraph">
     <w:name w:val="List Paragraph"/>
-    <w:basedOn w:val="a"/>
+    <w:basedOn w:val="Normal"/>
     <w:uiPriority w:val="34"/>
     <w:qFormat/>
     <w:pPr>
       <w:ind w:leftChars="400" w:left="800"/>
     </w:pPr>
   </w:style>
-  <w:style w:type="paragraph" w:styleId="a4">
+  <w:style w:type="paragraph" w:styleId="Header">
     <w:name w:val="header"/>
-    <w:basedOn w:val="a"/>
-    <w:link w:val="Char"/>
+    <w:basedOn w:val="Normal"/>
+    <w:link w:val="HeaderChar"/>
     <w:uiPriority w:val="99"/>
     <w:unhideWhenUsed/>
     <w:pPr>
@@ -1820,16 +2077,16 @@
       <w:snapToGrid w:val="0"/>
     </w:pPr>
   </w:style>
-  <w:style w:type="character" w:customStyle="1" w:styleId="Char">
-    <w:name w:val="머리글 Char"/>
-    <w:basedOn w:val="a0"/>
-    <w:link w:val="a4"/>
+  <w:style w:type="character" w:customStyle="1" w:styleId="HeaderChar">
+    <w:name w:val="Header Char"/>
+    <w:basedOn w:val="DefaultParagraphFont"/>
+    <w:link w:val="Header"/>
     <w:uiPriority w:val="99"/>
   </w:style>
-  <w:style w:type="paragraph" w:styleId="a5">
+  <w:style w:type="paragraph" w:styleId="Footer">
     <w:name w:val="footer"/>
-    <w:basedOn w:val="a"/>
-    <w:link w:val="Char0"/>
+    <w:basedOn w:val="Normal"/>
+    <w:link w:val="FooterChar"/>
     <w:uiPriority w:val="99"/>
     <w:unhideWhenUsed/>
     <w:pPr>
@@ -1840,15 +2097,15 @@
       <w:snapToGrid w:val="0"/>
     </w:pPr>
   </w:style>
-  <w:style w:type="character" w:customStyle="1" w:styleId="Char0">
-    <w:name w:val="바닥글 Char"/>
-    <w:basedOn w:val="a0"/>
-    <w:link w:val="a5"/>
+  <w:style w:type="character" w:customStyle="1" w:styleId="FooterChar">
+    <w:name w:val="Footer Char"/>
+    <w:basedOn w:val="DefaultParagraphFont"/>
+    <w:link w:val="Footer"/>
     <w:uiPriority w:val="99"/>
   </w:style>
   <w:style w:type="table" w:customStyle="1" w:styleId="2">
     <w:name w:val="표 구분선2"/>
-    <w:basedOn w:val="a1"/>
+    <w:basedOn w:val="TableNormal"/>
     <w:pPr>
       <w:spacing w:after="0" w:line="240" w:lineRule="auto"/>
     </w:pPr>
@@ -1863,9 +2120,9 @@
       </w:tblBorders>
     </w:tblPr>
   </w:style>
-  <w:style w:type="character" w:styleId="a6">
+  <w:style w:type="character" w:styleId="Hyperlink">
     <w:name w:val="Hyperlink"/>
-    <w:basedOn w:val="a0"/>
+    <w:basedOn w:val="DefaultParagraphFont"/>
     <w:unhideWhenUsed/>
     <w:rPr>
       <w:color w:val="0563C1"/>
@@ -1874,7 +2131,7 @@
   </w:style>
   <w:style w:type="character" w:customStyle="1" w:styleId="10">
     <w:name w:val="확인되지 않은 멘션1"/>
-    <w:basedOn w:val="a0"/>
+    <w:basedOn w:val="DefaultParagraphFont"/>
     <w:semiHidden/>
     <w:unhideWhenUsed/>
     <w:rPr>
